--- a/Interim Report/QM640_Interim_Report_AlvisLazarus.docx
+++ b/Interim Report/QM640_Interim_Report_AlvisLazarus.docx
@@ -609,12 +609,6 @@
         <w:gridCol w:w="2660"/>
       </w:tblGrid>
       <w:tr>
-        <w:tblPrEx>
-          <w:tblCellMar>
-            <w:top w:w="0" w:type="dxa"/>
-            <w:bottom w:w="0" w:type="dxa"/>
-          </w:tblCellMar>
-        </w:tblPrEx>
         <w:trPr>
           <w:tblHeader/>
         </w:trPr>
@@ -728,12 +722,6 @@
         </w:tc>
       </w:tr>
       <w:tr>
-        <w:tblPrEx>
-          <w:tblCellMar>
-            <w:top w:w="0" w:type="dxa"/>
-            <w:bottom w:w="0" w:type="dxa"/>
-          </w:tblCellMar>
-        </w:tblPrEx>
         <w:tc>
           <w:tcPr>
             <w:tcW w:w="1550" w:type="dxa"/>
@@ -829,12 +817,6 @@
         </w:tc>
       </w:tr>
       <w:tr>
-        <w:tblPrEx>
-          <w:tblCellMar>
-            <w:top w:w="0" w:type="dxa"/>
-            <w:bottom w:w="0" w:type="dxa"/>
-          </w:tblCellMar>
-        </w:tblPrEx>
         <w:tc>
           <w:tcPr>
             <w:tcW w:w="1550" w:type="dxa"/>
@@ -930,12 +912,6 @@
         </w:tc>
       </w:tr>
       <w:tr>
-        <w:tblPrEx>
-          <w:tblCellMar>
-            <w:top w:w="0" w:type="dxa"/>
-            <w:bottom w:w="0" w:type="dxa"/>
-          </w:tblCellMar>
-        </w:tblPrEx>
         <w:tc>
           <w:tcPr>
             <w:tcW w:w="1550" w:type="dxa"/>
@@ -1022,12 +998,6 @@
         </w:tc>
       </w:tr>
       <w:tr>
-        <w:tblPrEx>
-          <w:tblCellMar>
-            <w:top w:w="0" w:type="dxa"/>
-            <w:bottom w:w="0" w:type="dxa"/>
-          </w:tblCellMar>
-        </w:tblPrEx>
         <w:tc>
           <w:tcPr>
             <w:tcW w:w="1550" w:type="dxa"/>
@@ -1114,12 +1084,6 @@
         </w:tc>
       </w:tr>
       <w:tr>
-        <w:tblPrEx>
-          <w:tblCellMar>
-            <w:top w:w="0" w:type="dxa"/>
-            <w:bottom w:w="0" w:type="dxa"/>
-          </w:tblCellMar>
-        </w:tblPrEx>
         <w:tc>
           <w:tcPr>
             <w:tcW w:w="1550" w:type="dxa"/>
@@ -1215,12 +1179,6 @@
         </w:tc>
       </w:tr>
       <w:tr>
-        <w:tblPrEx>
-          <w:tblCellMar>
-            <w:top w:w="0" w:type="dxa"/>
-            <w:bottom w:w="0" w:type="dxa"/>
-          </w:tblCellMar>
-        </w:tblPrEx>
         <w:tc>
           <w:tcPr>
             <w:tcW w:w="1550" w:type="dxa"/>
@@ -1531,12 +1489,6 @@
         <w:gridCol w:w="4954"/>
       </w:tblGrid>
       <w:tr>
-        <w:tblPrEx>
-          <w:tblCellMar>
-            <w:top w:w="0" w:type="dxa"/>
-            <w:bottom w:w="0" w:type="dxa"/>
-          </w:tblCellMar>
-        </w:tblPrEx>
         <w:trPr>
           <w:tblHeader/>
         </w:trPr>
@@ -1623,12 +1575,6 @@
         </w:tc>
       </w:tr>
       <w:tr>
-        <w:tblPrEx>
-          <w:tblCellMar>
-            <w:top w:w="0" w:type="dxa"/>
-            <w:bottom w:w="0" w:type="dxa"/>
-          </w:tblCellMar>
-        </w:tblPrEx>
         <w:tc>
           <w:tcPr>
             <w:tcW w:w="2500" w:type="dxa"/>
@@ -1703,12 +1649,6 @@
         </w:tc>
       </w:tr>
       <w:tr>
-        <w:tblPrEx>
-          <w:tblCellMar>
-            <w:top w:w="0" w:type="dxa"/>
-            <w:bottom w:w="0" w:type="dxa"/>
-          </w:tblCellMar>
-        </w:tblPrEx>
         <w:tc>
           <w:tcPr>
             <w:tcW w:w="2500" w:type="dxa"/>
@@ -1774,12 +1714,6 @@
         </w:tc>
       </w:tr>
       <w:tr>
-        <w:tblPrEx>
-          <w:tblCellMar>
-            <w:top w:w="0" w:type="dxa"/>
-            <w:bottom w:w="0" w:type="dxa"/>
-          </w:tblCellMar>
-        </w:tblPrEx>
         <w:tc>
           <w:tcPr>
             <w:tcW w:w="2500" w:type="dxa"/>
@@ -1877,12 +1811,6 @@
         </w:tc>
       </w:tr>
       <w:tr>
-        <w:tblPrEx>
-          <w:tblCellMar>
-            <w:top w:w="0" w:type="dxa"/>
-            <w:bottom w:w="0" w:type="dxa"/>
-          </w:tblCellMar>
-        </w:tblPrEx>
         <w:tc>
           <w:tcPr>
             <w:tcW w:w="2500" w:type="dxa"/>
@@ -2042,12 +1970,6 @@
         <w:gridCol w:w="1580"/>
       </w:tblGrid>
       <w:tr>
-        <w:tblPrEx>
-          <w:tblCellMar>
-            <w:top w:w="0" w:type="dxa"/>
-            <w:bottom w:w="0" w:type="dxa"/>
-          </w:tblCellMar>
-        </w:tblPrEx>
         <w:trPr>
           <w:tblHeader/>
         </w:trPr>
@@ -2188,12 +2110,6 @@
         </w:tc>
       </w:tr>
       <w:tr>
-        <w:tblPrEx>
-          <w:tblCellMar>
-            <w:top w:w="0" w:type="dxa"/>
-            <w:bottom w:w="0" w:type="dxa"/>
-          </w:tblCellMar>
-        </w:tblPrEx>
         <w:tc>
           <w:tcPr>
             <w:tcW w:w="2200" w:type="dxa"/>
@@ -2301,12 +2217,6 @@
         </w:tc>
       </w:tr>
       <w:tr>
-        <w:tblPrEx>
-          <w:tblCellMar>
-            <w:top w:w="0" w:type="dxa"/>
-            <w:bottom w:w="0" w:type="dxa"/>
-          </w:tblCellMar>
-        </w:tblPrEx>
         <w:tc>
           <w:tcPr>
             <w:tcW w:w="2200" w:type="dxa"/>
@@ -2430,12 +2340,6 @@
         </w:tc>
       </w:tr>
       <w:tr>
-        <w:tblPrEx>
-          <w:tblCellMar>
-            <w:top w:w="0" w:type="dxa"/>
-            <w:bottom w:w="0" w:type="dxa"/>
-          </w:tblCellMar>
-        </w:tblPrEx>
         <w:tc>
           <w:tcPr>
             <w:tcW w:w="2200" w:type="dxa"/>
@@ -2575,12 +2479,6 @@
         </w:tc>
       </w:tr>
       <w:tr>
-        <w:tblPrEx>
-          <w:tblCellMar>
-            <w:top w:w="0" w:type="dxa"/>
-            <w:bottom w:w="0" w:type="dxa"/>
-          </w:tblCellMar>
-        </w:tblPrEx>
         <w:tc>
           <w:tcPr>
             <w:tcW w:w="2200" w:type="dxa"/>
@@ -2846,9 +2744,9 @@
           <w:noProof/>
         </w:rPr>
         <w:drawing>
-          <wp:inline distT="0" distB="0" distL="0" distR="0" wp14:anchorId="77A2B82D" wp14:editId="38807CED">
-            <wp:extent cx="5334000" cy="2019300"/>
-            <wp:effectExtent l="0" t="0" r="0" b="0"/>
+          <wp:inline distT="0" distB="0" distL="0" distR="0" wp14:anchorId="77A2B82D" wp14:editId="1C9C7B4C">
+            <wp:extent cx="5920740" cy="2018581"/>
+            <wp:effectExtent l="0" t="0" r="3810" b="1270"/>
             <wp:docPr id="1" name="Picture 1"/>
             <wp:cNvGraphicFramePr>
               <a:graphicFrameLocks xmlns:a="http://schemas.openxmlformats.org/drawingml/2006/main" noChangeAspect="1"/>
@@ -2857,14 +2755,19 @@
               <a:graphicData uri="http://schemas.openxmlformats.org/drawingml/2006/picture">
                 <pic:pic xmlns:pic="http://schemas.openxmlformats.org/drawingml/2006/picture">
                   <pic:nvPicPr>
-                    <pic:cNvPr id="0" name=""/>
+                    <pic:cNvPr id="1" name="Picture 1"/>
                     <pic:cNvPicPr>
                       <a:picLocks noChangeAspect="1" noChangeArrowheads="1"/>
                     </pic:cNvPicPr>
                   </pic:nvPicPr>
                   <pic:blipFill>
-                    <a:blip r:embed="rId7"/>
-                    <a:srcRect/>
+                    <a:blip r:embed="rId7">
+                      <a:extLst>
+                        <a:ext uri="{28A0092B-C50C-407E-A947-70E740481C1C}">
+                          <a14:useLocalDpi xmlns:a14="http://schemas.microsoft.com/office/drawing/2010/main" val="0"/>
+                        </a:ext>
+                      </a:extLst>
+                    </a:blip>
                     <a:stretch>
                       <a:fillRect/>
                     </a:stretch>
@@ -2872,7 +2775,7 @@
                   <pic:spPr bwMode="auto">
                     <a:xfrm>
                       <a:off x="0" y="0"/>
-                      <a:ext cx="5334000" cy="2019300"/>
+                      <a:ext cx="5958857" cy="2031577"/>
                     </a:xfrm>
                     <a:prstGeom prst="rect">
                       <a:avLst/>
@@ -7447,12 +7350,6 @@
         <w:gridCol w:w="2430"/>
       </w:tblGrid>
       <w:tr>
-        <w:tblPrEx>
-          <w:tblCellMar>
-            <w:top w:w="0" w:type="dxa"/>
-            <w:bottom w:w="0" w:type="dxa"/>
-          </w:tblCellMar>
-        </w:tblPrEx>
         <w:trPr>
           <w:tblHeader/>
         </w:trPr>
@@ -7593,12 +7490,6 @@
         </w:tc>
       </w:tr>
       <w:tr>
-        <w:tblPrEx>
-          <w:tblCellMar>
-            <w:top w:w="0" w:type="dxa"/>
-            <w:bottom w:w="0" w:type="dxa"/>
-          </w:tblCellMar>
-        </w:tblPrEx>
         <w:tc>
           <w:tcPr>
             <w:tcW w:w="1500" w:type="dxa"/>
@@ -7706,12 +7597,6 @@
         </w:tc>
       </w:tr>
       <w:tr>
-        <w:tblPrEx>
-          <w:tblCellMar>
-            <w:top w:w="0" w:type="dxa"/>
-            <w:bottom w:w="0" w:type="dxa"/>
-          </w:tblCellMar>
-        </w:tblPrEx>
         <w:tc>
           <w:tcPr>
             <w:tcW w:w="1500" w:type="dxa"/>
@@ -8029,12 +7914,6 @@
         <w:gridCol w:w="2800"/>
       </w:tblGrid>
       <w:tr>
-        <w:tblPrEx>
-          <w:tblCellMar>
-            <w:top w:w="0" w:type="dxa"/>
-            <w:bottom w:w="0" w:type="dxa"/>
-          </w:tblCellMar>
-        </w:tblPrEx>
         <w:trPr>
           <w:tblHeader/>
         </w:trPr>
@@ -8094,12 +7973,6 @@
         </w:tc>
       </w:tr>
       <w:tr>
-        <w:tblPrEx>
-          <w:tblCellMar>
-            <w:top w:w="0" w:type="dxa"/>
-            <w:bottom w:w="0" w:type="dxa"/>
-          </w:tblCellMar>
-        </w:tblPrEx>
         <w:tc>
           <w:tcPr>
             <w:tcW w:w="6560" w:type="dxa"/>
@@ -8147,12 +8020,6 @@
         </w:tc>
       </w:tr>
       <w:tr>
-        <w:tblPrEx>
-          <w:tblCellMar>
-            <w:top w:w="0" w:type="dxa"/>
-            <w:bottom w:w="0" w:type="dxa"/>
-          </w:tblCellMar>
-        </w:tblPrEx>
         <w:tc>
           <w:tcPr>
             <w:tcW w:w="6560" w:type="dxa"/>
@@ -8200,12 +8067,6 @@
         </w:tc>
       </w:tr>
       <w:tr>
-        <w:tblPrEx>
-          <w:tblCellMar>
-            <w:top w:w="0" w:type="dxa"/>
-            <w:bottom w:w="0" w:type="dxa"/>
-          </w:tblCellMar>
-        </w:tblPrEx>
         <w:tc>
           <w:tcPr>
             <w:tcW w:w="6560" w:type="dxa"/>
@@ -8253,12 +8114,6 @@
         </w:tc>
       </w:tr>
       <w:tr>
-        <w:tblPrEx>
-          <w:tblCellMar>
-            <w:top w:w="0" w:type="dxa"/>
-            <w:bottom w:w="0" w:type="dxa"/>
-          </w:tblCellMar>
-        </w:tblPrEx>
         <w:tc>
           <w:tcPr>
             <w:tcW w:w="6560" w:type="dxa"/>
@@ -8306,12 +8161,6 @@
         </w:tc>
       </w:tr>
       <w:tr>
-        <w:tblPrEx>
-          <w:tblCellMar>
-            <w:top w:w="0" w:type="dxa"/>
-            <w:bottom w:w="0" w:type="dxa"/>
-          </w:tblCellMar>
-        </w:tblPrEx>
         <w:tc>
           <w:tcPr>
             <w:tcW w:w="6560" w:type="dxa"/>
@@ -8359,12 +8208,6 @@
         </w:tc>
       </w:tr>
       <w:tr>
-        <w:tblPrEx>
-          <w:tblCellMar>
-            <w:top w:w="0" w:type="dxa"/>
-            <w:bottom w:w="0" w:type="dxa"/>
-          </w:tblCellMar>
-        </w:tblPrEx>
         <w:tc>
           <w:tcPr>
             <w:tcW w:w="6560" w:type="dxa"/>
@@ -8428,12 +8271,6 @@
         </w:tc>
       </w:tr>
       <w:tr>
-        <w:tblPrEx>
-          <w:tblCellMar>
-            <w:top w:w="0" w:type="dxa"/>
-            <w:bottom w:w="0" w:type="dxa"/>
-          </w:tblCellMar>
-        </w:tblPrEx>
         <w:tc>
           <w:tcPr>
             <w:tcW w:w="6560" w:type="dxa"/>
@@ -8481,12 +8318,6 @@
         </w:tc>
       </w:tr>
       <w:tr>
-        <w:tblPrEx>
-          <w:tblCellMar>
-            <w:top w:w="0" w:type="dxa"/>
-            <w:bottom w:w="0" w:type="dxa"/>
-          </w:tblCellMar>
-        </w:tblPrEx>
         <w:tc>
           <w:tcPr>
             <w:tcW w:w="6560" w:type="dxa"/>
@@ -8534,12 +8365,6 @@
         </w:tc>
       </w:tr>
       <w:tr>
-        <w:tblPrEx>
-          <w:tblCellMar>
-            <w:top w:w="0" w:type="dxa"/>
-            <w:bottom w:w="0" w:type="dxa"/>
-          </w:tblCellMar>
-        </w:tblPrEx>
         <w:tc>
           <w:tcPr>
             <w:tcW w:w="6560" w:type="dxa"/>
@@ -8587,12 +8412,6 @@
         </w:tc>
       </w:tr>
       <w:tr>
-        <w:tblPrEx>
-          <w:tblCellMar>
-            <w:top w:w="0" w:type="dxa"/>
-            <w:bottom w:w="0" w:type="dxa"/>
-          </w:tblCellMar>
-        </w:tblPrEx>
         <w:tc>
           <w:tcPr>
             <w:tcW w:w="6560" w:type="dxa"/>
@@ -8640,12 +8459,6 @@
         </w:tc>
       </w:tr>
       <w:tr>
-        <w:tblPrEx>
-          <w:tblCellMar>
-            <w:top w:w="0" w:type="dxa"/>
-            <w:bottom w:w="0" w:type="dxa"/>
-          </w:tblCellMar>
-        </w:tblPrEx>
         <w:tc>
           <w:tcPr>
             <w:tcW w:w="6560" w:type="dxa"/>
@@ -8693,12 +8506,6 @@
         </w:tc>
       </w:tr>
       <w:tr>
-        <w:tblPrEx>
-          <w:tblCellMar>
-            <w:top w:w="0" w:type="dxa"/>
-            <w:bottom w:w="0" w:type="dxa"/>
-          </w:tblCellMar>
-        </w:tblPrEx>
         <w:tc>
           <w:tcPr>
             <w:tcW w:w="6560" w:type="dxa"/>
@@ -8982,12 +8789,6 @@
         <w:gridCol w:w="1000"/>
       </w:tblGrid>
       <w:tr>
-        <w:tblPrEx>
-          <w:tblCellMar>
-            <w:top w:w="0" w:type="dxa"/>
-            <w:bottom w:w="0" w:type="dxa"/>
-          </w:tblCellMar>
-        </w:tblPrEx>
         <w:trPr>
           <w:tblHeader/>
         </w:trPr>
@@ -9258,12 +9059,6 @@
         </w:tc>
       </w:tr>
       <w:tr>
-        <w:tblPrEx>
-          <w:tblCellMar>
-            <w:top w:w="0" w:type="dxa"/>
-            <w:bottom w:w="0" w:type="dxa"/>
-          </w:tblCellMar>
-        </w:tblPrEx>
         <w:tc>
           <w:tcPr>
             <w:tcW w:w="1000" w:type="dxa"/>
@@ -9479,12 +9274,6 @@
         </w:tc>
       </w:tr>
       <w:tr>
-        <w:tblPrEx>
-          <w:tblCellMar>
-            <w:top w:w="0" w:type="dxa"/>
-            <w:bottom w:w="0" w:type="dxa"/>
-          </w:tblCellMar>
-        </w:tblPrEx>
         <w:tc>
           <w:tcPr>
             <w:tcW w:w="1000" w:type="dxa"/>
@@ -9700,12 +9489,6 @@
         </w:tc>
       </w:tr>
       <w:tr>
-        <w:tblPrEx>
-          <w:tblCellMar>
-            <w:top w:w="0" w:type="dxa"/>
-            <w:bottom w:w="0" w:type="dxa"/>
-          </w:tblCellMar>
-        </w:tblPrEx>
         <w:tc>
           <w:tcPr>
             <w:tcW w:w="1000" w:type="dxa"/>
@@ -9972,12 +9755,6 @@
         <w:gridCol w:w="1700"/>
       </w:tblGrid>
       <w:tr>
-        <w:tblPrEx>
-          <w:tblCellMar>
-            <w:top w:w="0" w:type="dxa"/>
-            <w:bottom w:w="0" w:type="dxa"/>
-          </w:tblCellMar>
-        </w:tblPrEx>
         <w:trPr>
           <w:tblHeader/>
         </w:trPr>
@@ -10118,12 +9895,6 @@
         </w:tc>
       </w:tr>
       <w:tr>
-        <w:tblPrEx>
-          <w:tblCellMar>
-            <w:top w:w="0" w:type="dxa"/>
-            <w:bottom w:w="0" w:type="dxa"/>
-          </w:tblCellMar>
-        </w:tblPrEx>
         <w:tc>
           <w:tcPr>
             <w:tcW w:w="2200" w:type="dxa"/>
@@ -10240,12 +10011,6 @@
         </w:tc>
       </w:tr>
       <w:tr>
-        <w:tblPrEx>
-          <w:tblCellMar>
-            <w:top w:w="0" w:type="dxa"/>
-            <w:bottom w:w="0" w:type="dxa"/>
-          </w:tblCellMar>
-        </w:tblPrEx>
         <w:tc>
           <w:tcPr>
             <w:tcW w:w="2200" w:type="dxa"/>
@@ -10362,12 +10127,6 @@
         </w:tc>
       </w:tr>
       <w:tr>
-        <w:tblPrEx>
-          <w:tblCellMar>
-            <w:top w:w="0" w:type="dxa"/>
-            <w:bottom w:w="0" w:type="dxa"/>
-          </w:tblCellMar>
-        </w:tblPrEx>
         <w:tc>
           <w:tcPr>
             <w:tcW w:w="2200" w:type="dxa"/>
@@ -10484,12 +10243,6 @@
         </w:tc>
       </w:tr>
       <w:tr>
-        <w:tblPrEx>
-          <w:tblCellMar>
-            <w:top w:w="0" w:type="dxa"/>
-            <w:bottom w:w="0" w:type="dxa"/>
-          </w:tblCellMar>
-        </w:tblPrEx>
         <w:tc>
           <w:tcPr>
             <w:tcW w:w="2200" w:type="dxa"/>
@@ -10607,12 +10360,6 @@
         </w:tc>
       </w:tr>
       <w:tr>
-        <w:tblPrEx>
-          <w:tblCellMar>
-            <w:top w:w="0" w:type="dxa"/>
-            <w:bottom w:w="0" w:type="dxa"/>
-          </w:tblCellMar>
-        </w:tblPrEx>
         <w:tc>
           <w:tcPr>
             <w:tcW w:w="2200" w:type="dxa"/>
@@ -10729,12 +10476,6 @@
         </w:tc>
       </w:tr>
       <w:tr>
-        <w:tblPrEx>
-          <w:tblCellMar>
-            <w:top w:w="0" w:type="dxa"/>
-            <w:bottom w:w="0" w:type="dxa"/>
-          </w:tblCellMar>
-        </w:tblPrEx>
         <w:tc>
           <w:tcPr>
             <w:tcW w:w="2200" w:type="dxa"/>
@@ -10851,12 +10592,6 @@
         </w:tc>
       </w:tr>
       <w:tr>
-        <w:tblPrEx>
-          <w:tblCellMar>
-            <w:top w:w="0" w:type="dxa"/>
-            <w:bottom w:w="0" w:type="dxa"/>
-          </w:tblCellMar>
-        </w:tblPrEx>
         <w:tc>
           <w:tcPr>
             <w:tcW w:w="2200" w:type="dxa"/>
@@ -10975,12 +10710,6 @@
         </w:tc>
       </w:tr>
       <w:tr>
-        <w:tblPrEx>
-          <w:tblCellMar>
-            <w:top w:w="0" w:type="dxa"/>
-            <w:bottom w:w="0" w:type="dxa"/>
-          </w:tblCellMar>
-        </w:tblPrEx>
         <w:tc>
           <w:tcPr>
             <w:tcW w:w="2200" w:type="dxa"/>
@@ -11099,12 +10828,6 @@
         </w:tc>
       </w:tr>
       <w:tr>
-        <w:tblPrEx>
-          <w:tblCellMar>
-            <w:top w:w="0" w:type="dxa"/>
-            <w:bottom w:w="0" w:type="dxa"/>
-          </w:tblCellMar>
-        </w:tblPrEx>
         <w:tc>
           <w:tcPr>
             <w:tcW w:w="2200" w:type="dxa"/>
@@ -11223,12 +10946,6 @@
         </w:tc>
       </w:tr>
       <w:tr>
-        <w:tblPrEx>
-          <w:tblCellMar>
-            <w:top w:w="0" w:type="dxa"/>
-            <w:bottom w:w="0" w:type="dxa"/>
-          </w:tblCellMar>
-        </w:tblPrEx>
         <w:tc>
           <w:tcPr>
             <w:tcW w:w="2200" w:type="dxa"/>
@@ -11345,12 +11062,6 @@
         </w:tc>
       </w:tr>
       <w:tr>
-        <w:tblPrEx>
-          <w:tblCellMar>
-            <w:top w:w="0" w:type="dxa"/>
-            <w:bottom w:w="0" w:type="dxa"/>
-          </w:tblCellMar>
-        </w:tblPrEx>
         <w:tc>
           <w:tcPr>
             <w:tcW w:w="2200" w:type="dxa"/>
@@ -11467,12 +11178,6 @@
         </w:tc>
       </w:tr>
       <w:tr>
-        <w:tblPrEx>
-          <w:tblCellMar>
-            <w:top w:w="0" w:type="dxa"/>
-            <w:bottom w:w="0" w:type="dxa"/>
-          </w:tblCellMar>
-        </w:tblPrEx>
         <w:tc>
           <w:tcPr>
             <w:tcW w:w="2200" w:type="dxa"/>
@@ -12388,12 +12093,6 @@
         <w:gridCol w:w="1142"/>
       </w:tblGrid>
       <w:tr>
-        <w:tblPrEx>
-          <w:tblCellMar>
-            <w:top w:w="0" w:type="dxa"/>
-            <w:bottom w:w="0" w:type="dxa"/>
-          </w:tblCellMar>
-        </w:tblPrEx>
         <w:trPr>
           <w:tblHeader/>
         </w:trPr>
@@ -12507,12 +12206,6 @@
         </w:tc>
       </w:tr>
       <w:tr>
-        <w:tblPrEx>
-          <w:tblCellMar>
-            <w:top w:w="0" w:type="dxa"/>
-            <w:bottom w:w="0" w:type="dxa"/>
-          </w:tblCellMar>
-        </w:tblPrEx>
         <w:tc>
           <w:tcPr>
             <w:tcW w:w="900" w:type="dxa"/>
@@ -12602,12 +12295,6 @@
         </w:tc>
       </w:tr>
       <w:tr>
-        <w:tblPrEx>
-          <w:tblCellMar>
-            <w:top w:w="0" w:type="dxa"/>
-            <w:bottom w:w="0" w:type="dxa"/>
-          </w:tblCellMar>
-        </w:tblPrEx>
         <w:tc>
           <w:tcPr>
             <w:tcW w:w="900" w:type="dxa"/>
@@ -12697,12 +12384,6 @@
         </w:tc>
       </w:tr>
       <w:tr>
-        <w:tblPrEx>
-          <w:tblCellMar>
-            <w:top w:w="0" w:type="dxa"/>
-            <w:bottom w:w="0" w:type="dxa"/>
-          </w:tblCellMar>
-        </w:tblPrEx>
         <w:tc>
           <w:tcPr>
             <w:tcW w:w="900" w:type="dxa"/>
@@ -12792,12 +12473,6 @@
         </w:tc>
       </w:tr>
       <w:tr>
-        <w:tblPrEx>
-          <w:tblCellMar>
-            <w:top w:w="0" w:type="dxa"/>
-            <w:bottom w:w="0" w:type="dxa"/>
-          </w:tblCellMar>
-        </w:tblPrEx>
         <w:tc>
           <w:tcPr>
             <w:tcW w:w="900" w:type="dxa"/>
@@ -13159,12 +12834,6 @@
         <w:gridCol w:w="2900"/>
       </w:tblGrid>
       <w:tr>
-        <w:tblPrEx>
-          <w:tblCellMar>
-            <w:top w:w="0" w:type="dxa"/>
-            <w:bottom w:w="0" w:type="dxa"/>
-          </w:tblCellMar>
-        </w:tblPrEx>
         <w:trPr>
           <w:tblHeader/>
         </w:trPr>
@@ -13278,12 +12947,6 @@
         </w:tc>
       </w:tr>
       <w:tr>
-        <w:tblPrEx>
-          <w:tblCellMar>
-            <w:top w:w="0" w:type="dxa"/>
-            <w:bottom w:w="0" w:type="dxa"/>
-          </w:tblCellMar>
-        </w:tblPrEx>
         <w:tc>
           <w:tcPr>
             <w:tcW w:w="700" w:type="dxa"/>
@@ -13429,12 +13092,6 @@
         </w:tc>
       </w:tr>
       <w:tr>
-        <w:tblPrEx>
-          <w:tblCellMar>
-            <w:top w:w="0" w:type="dxa"/>
-            <w:bottom w:w="0" w:type="dxa"/>
-          </w:tblCellMar>
-        </w:tblPrEx>
         <w:tc>
           <w:tcPr>
             <w:tcW w:w="700" w:type="dxa"/>
@@ -13594,12 +13251,6 @@
         </w:tc>
       </w:tr>
       <w:tr>
-        <w:tblPrEx>
-          <w:tblCellMar>
-            <w:top w:w="0" w:type="dxa"/>
-            <w:bottom w:w="0" w:type="dxa"/>
-          </w:tblCellMar>
-        </w:tblPrEx>
         <w:tc>
           <w:tcPr>
             <w:tcW w:w="700" w:type="dxa"/>
@@ -13743,12 +13394,6 @@
         </w:tc>
       </w:tr>
       <w:tr>
-        <w:tblPrEx>
-          <w:tblCellMar>
-            <w:top w:w="0" w:type="dxa"/>
-            <w:bottom w:w="0" w:type="dxa"/>
-          </w:tblCellMar>
-        </w:tblPrEx>
         <w:tc>
           <w:tcPr>
             <w:tcW w:w="700" w:type="dxa"/>
@@ -14459,12 +14104,6 @@
         <w:gridCol w:w="1650"/>
       </w:tblGrid>
       <w:tr>
-        <w:tblPrEx>
-          <w:tblCellMar>
-            <w:top w:w="0" w:type="dxa"/>
-            <w:bottom w:w="0" w:type="dxa"/>
-          </w:tblCellMar>
-        </w:tblPrEx>
         <w:trPr>
           <w:tblHeader/>
         </w:trPr>
@@ -14605,12 +14244,6 @@
         </w:tc>
       </w:tr>
       <w:tr>
-        <w:tblPrEx>
-          <w:tblCellMar>
-            <w:top w:w="0" w:type="dxa"/>
-            <w:bottom w:w="0" w:type="dxa"/>
-          </w:tblCellMar>
-        </w:tblPrEx>
         <w:tc>
           <w:tcPr>
             <w:tcW w:w="2760" w:type="dxa"/>
@@ -14730,12 +14363,6 @@
         </w:tc>
       </w:tr>
       <w:tr>
-        <w:tblPrEx>
-          <w:tblCellMar>
-            <w:top w:w="0" w:type="dxa"/>
-            <w:bottom w:w="0" w:type="dxa"/>
-          </w:tblCellMar>
-        </w:tblPrEx>
         <w:tc>
           <w:tcPr>
             <w:tcW w:w="2760" w:type="dxa"/>
@@ -14855,12 +14482,6 @@
         </w:tc>
       </w:tr>
       <w:tr>
-        <w:tblPrEx>
-          <w:tblCellMar>
-            <w:top w:w="0" w:type="dxa"/>
-            <w:bottom w:w="0" w:type="dxa"/>
-          </w:tblCellMar>
-        </w:tblPrEx>
         <w:tc>
           <w:tcPr>
             <w:tcW w:w="2760" w:type="dxa"/>
@@ -15191,12 +14812,6 @@
         <w:gridCol w:w="1113"/>
       </w:tblGrid>
       <w:tr>
-        <w:tblPrEx>
-          <w:tblCellMar>
-            <w:top w:w="0" w:type="dxa"/>
-            <w:bottom w:w="0" w:type="dxa"/>
-          </w:tblCellMar>
-        </w:tblPrEx>
         <w:trPr>
           <w:tblHeader/>
         </w:trPr>
@@ -15429,12 +15044,6 @@
         </w:tc>
       </w:tr>
       <w:tr>
-        <w:tblPrEx>
-          <w:tblCellMar>
-            <w:top w:w="0" w:type="dxa"/>
-            <w:bottom w:w="0" w:type="dxa"/>
-          </w:tblCellMar>
-        </w:tblPrEx>
         <w:tc>
           <w:tcPr>
             <w:tcW w:w="1548" w:type="dxa"/>
@@ -15638,12 +15247,6 @@
         </w:tc>
       </w:tr>
       <w:tr>
-        <w:tblPrEx>
-          <w:tblCellMar>
-            <w:top w:w="0" w:type="dxa"/>
-            <w:bottom w:w="0" w:type="dxa"/>
-          </w:tblCellMar>
-        </w:tblPrEx>
         <w:tc>
           <w:tcPr>
             <w:tcW w:w="1548" w:type="dxa"/>
@@ -15953,12 +15556,6 @@
         <w:gridCol w:w="4000"/>
       </w:tblGrid>
       <w:tr>
-        <w:tblPrEx>
-          <w:tblCellMar>
-            <w:top w:w="0" w:type="dxa"/>
-            <w:bottom w:w="0" w:type="dxa"/>
-          </w:tblCellMar>
-        </w:tblPrEx>
         <w:trPr>
           <w:tblHeader/>
         </w:trPr>
@@ -16018,12 +15615,6 @@
         </w:tc>
       </w:tr>
       <w:tr>
-        <w:tblPrEx>
-          <w:tblCellMar>
-            <w:top w:w="0" w:type="dxa"/>
-            <w:bottom w:w="0" w:type="dxa"/>
-          </w:tblCellMar>
-        </w:tblPrEx>
         <w:tc>
           <w:tcPr>
             <w:tcW w:w="5360" w:type="dxa"/>
@@ -16071,12 +15662,6 @@
         </w:tc>
       </w:tr>
       <w:tr>
-        <w:tblPrEx>
-          <w:tblCellMar>
-            <w:top w:w="0" w:type="dxa"/>
-            <w:bottom w:w="0" w:type="dxa"/>
-          </w:tblCellMar>
-        </w:tblPrEx>
         <w:tc>
           <w:tcPr>
             <w:tcW w:w="5360" w:type="dxa"/>
@@ -16124,12 +15709,6 @@
         </w:tc>
       </w:tr>
       <w:tr>
-        <w:tblPrEx>
-          <w:tblCellMar>
-            <w:top w:w="0" w:type="dxa"/>
-            <w:bottom w:w="0" w:type="dxa"/>
-          </w:tblCellMar>
-        </w:tblPrEx>
         <w:tc>
           <w:tcPr>
             <w:tcW w:w="5360" w:type="dxa"/>
@@ -16177,12 +15756,6 @@
         </w:tc>
       </w:tr>
       <w:tr>
-        <w:tblPrEx>
-          <w:tblCellMar>
-            <w:top w:w="0" w:type="dxa"/>
-            <w:bottom w:w="0" w:type="dxa"/>
-          </w:tblCellMar>
-        </w:tblPrEx>
         <w:tc>
           <w:tcPr>
             <w:tcW w:w="5360" w:type="dxa"/>
@@ -16230,12 +15803,6 @@
         </w:tc>
       </w:tr>
       <w:tr>
-        <w:tblPrEx>
-          <w:tblCellMar>
-            <w:top w:w="0" w:type="dxa"/>
-            <w:bottom w:w="0" w:type="dxa"/>
-          </w:tblCellMar>
-        </w:tblPrEx>
         <w:tc>
           <w:tcPr>
             <w:tcW w:w="5360" w:type="dxa"/>
@@ -16284,12 +15851,6 @@
         </w:tc>
       </w:tr>
       <w:tr>
-        <w:tblPrEx>
-          <w:tblCellMar>
-            <w:top w:w="0" w:type="dxa"/>
-            <w:bottom w:w="0" w:type="dxa"/>
-          </w:tblCellMar>
-        </w:tblPrEx>
         <w:tc>
           <w:tcPr>
             <w:tcW w:w="5360" w:type="dxa"/>
@@ -16547,12 +16108,6 @@
         <w:gridCol w:w="1500"/>
       </w:tblGrid>
       <w:tr>
-        <w:tblPrEx>
-          <w:tblCellMar>
-            <w:top w:w="0" w:type="dxa"/>
-            <w:bottom w:w="0" w:type="dxa"/>
-          </w:tblCellMar>
-        </w:tblPrEx>
         <w:trPr>
           <w:tblHeader/>
         </w:trPr>
@@ -16720,12 +16275,6 @@
         </w:tc>
       </w:tr>
       <w:tr>
-        <w:tblPrEx>
-          <w:tblCellMar>
-            <w:top w:w="0" w:type="dxa"/>
-            <w:bottom w:w="0" w:type="dxa"/>
-          </w:tblCellMar>
-        </w:tblPrEx>
         <w:tc>
           <w:tcPr>
             <w:tcW w:w="1560" w:type="dxa"/>
@@ -16875,12 +16424,6 @@
         </w:tc>
       </w:tr>
       <w:tr>
-        <w:tblPrEx>
-          <w:tblCellMar>
-            <w:top w:w="0" w:type="dxa"/>
-            <w:bottom w:w="0" w:type="dxa"/>
-          </w:tblCellMar>
-        </w:tblPrEx>
         <w:tc>
           <w:tcPr>
             <w:tcW w:w="1560" w:type="dxa"/>
